--- a/Documentação/Telas/Tela principal.docx
+++ b/Documentação/Telas/Tela principal.docx
@@ -6,70 +6,131 @@
       <w:pPr>
         <w:pStyle w:val="Heading1"/>
         <w:bidi w:val="0"/>
-        <w:spacing w:before="240" w:after="120"/>
+        <w:spacing w:lineRule="auto" w:line="276" w:before="240" w:after="120"/>
         <w:jc w:val="start"/>
-        <w:rPr/>
-      </w:pPr>
-      <w:r>
-        <w:rPr/>
+        <w:rPr>
+          <w:sz w:val="24"/>
+          <w:szCs w:val="24"/>
+        </w:rPr>
+      </w:pPr>
+      <w:r>
+        <w:rPr>
+          <w:sz w:val="24"/>
+          <w:szCs w:val="24"/>
+        </w:rPr>
+        <w:t xml:space="preserve">📊 </w:t>
+      </w:r>
+      <w:r>
+        <w:rPr>
+          <w:sz w:val="24"/>
+          <w:szCs w:val="24"/>
+        </w:rPr>
         <w:t>Detalhamento de Tela: Dashboard (Centro de Comando)</w:t>
       </w:r>
     </w:p>
     <w:p>
       <w:pPr>
         <w:pStyle w:val="BodyText"/>
-        <w:bidi w:val="0"/>
-        <w:jc w:val="start"/>
-        <w:rPr/>
-      </w:pPr>
-      <w:r>
-        <w:rPr/>
-        <w:t xml:space="preserve">O </w:t>
+        <w:spacing w:before="240" w:after="120"/>
+        <w:rPr/>
+      </w:pPr>
+      <w:r>
+        <w:rPr/>
+        <w:t xml:space="preserve">O Dashboard é o coração do </w:t>
       </w:r>
       <w:r>
         <w:rPr>
           <w:rStyle w:val="Strong"/>
         </w:rPr>
-        <w:t>Dashboard</w:t>
-      </w:r>
-      <w:r>
-        <w:rPr/>
-        <w:t xml:space="preserve"> é a tela principal onde o motoboy acompanha sua performance em tempo real. Ela foi projetada para oferecer visibilidade imediata do lucro líquido e permitir lançamentos rápidos sem fricção.</w:t>
+        <w:t>MeuCorre</w:t>
+      </w:r>
+      <w:r>
+        <w:rPr/>
+        <w:t>. Projetado para alta performance sob luz solar, ele oferece ao piloto uma visão 360º da sua operação, desde a saúde mecânica até a lucratividade em tempo real.</w:t>
       </w:r>
     </w:p>
     <w:p>
       <w:pPr>
         <w:pStyle w:val="Heading2"/>
-        <w:bidi w:val="0"/>
-        <w:jc w:val="start"/>
-        <w:rPr/>
-      </w:pPr>
-      <w:r>
-        <w:rPr/>
+        <w:spacing w:lineRule="auto" w:line="276" w:before="240" w:after="120"/>
+        <w:rPr>
+          <w:sz w:val="24"/>
+          <w:szCs w:val="24"/>
+        </w:rPr>
+      </w:pPr>
+      <w:r>
+        <w:rPr>
+          <w:sz w:val="24"/>
+          <w:szCs w:val="24"/>
+        </w:rPr>
         <w:t>1. Interface e Layout (UI/UX)</w:t>
       </w:r>
     </w:p>
     <w:p>
       <w:pPr>
         <w:pStyle w:val="BodyText"/>
-        <w:bidi w:val="0"/>
-        <w:jc w:val="start"/>
-        <w:rPr/>
-      </w:pPr>
-      <w:r>
-        <w:rPr/>
-        <w:t>A interface deve priorizar a leitura rápida e o uso com apenas uma mão.</w:t>
+        <w:spacing w:before="240" w:after="120"/>
+        <w:rPr/>
+      </w:pPr>
+      <w:r>
+        <w:rPr/>
+        <w:t xml:space="preserve">A interface segue o padrão </w:t>
+      </w:r>
+      <w:r>
+        <w:rPr>
+          <w:rStyle w:val="Strong"/>
+        </w:rPr>
+        <w:t>Peso-Pena</w:t>
+      </w:r>
+      <w:r>
+        <w:rPr/>
+        <w:t xml:space="preserve"> e </w:t>
+      </w:r>
+      <w:r>
+        <w:rPr>
+          <w:rStyle w:val="Strong"/>
+        </w:rPr>
+        <w:t>Alto Contraste</w:t>
+      </w:r>
+      <w:r>
+        <w:rPr/>
+        <w:t xml:space="preserve"> (Verde Esmeralda </w:t>
+      </w:r>
+      <w:r>
+        <w:rPr>
+          <w:rStyle w:val="Cdigo-fonte"/>
+        </w:rPr>
+        <w:t>#00C853</w:t>
+      </w:r>
+      <w:r>
+        <w:rPr/>
+        <w:t xml:space="preserve"> sobre Preto </w:t>
+      </w:r>
+      <w:r>
+        <w:rPr>
+          <w:rStyle w:val="Cdigo-fonte"/>
+        </w:rPr>
+        <w:t>#0A0A0A</w:t>
+      </w:r>
+      <w:r>
+        <w:rPr/>
+        <w:t>).</w:t>
       </w:r>
     </w:p>
     <w:p>
       <w:pPr>
         <w:pStyle w:val="Heading3"/>
-        <w:bidi w:val="0"/>
-        <w:jc w:val="start"/>
-        <w:rPr/>
-      </w:pPr>
-      <w:r>
-        <w:rPr/>
+        <w:spacing w:lineRule="auto" w:line="276" w:before="240" w:after="120"/>
+        <w:rPr>
+          <w:sz w:val="24"/>
+          <w:szCs w:val="24"/>
+        </w:rPr>
+      </w:pPr>
+      <w:r>
+        <w:rPr>
+          <w:sz w:val="24"/>
+          <w:szCs w:val="24"/>
+        </w:rPr>
         <w:t>1.1. Estrutura Visual</w:t>
       </w:r>
     </w:p>
@@ -82,18 +143,17 @@
         </w:numPr>
         <w:tabs>
           <w:tab w:val="clear" w:pos="709"/>
-          <w:tab w:val="left" w:pos="709" w:leader="none"/>
-        </w:tabs>
-        <w:bidi w:val="0"/>
+          <w:tab w:val="left" w:pos="0" w:leader="none"/>
+        </w:tabs>
+        <w:spacing w:before="240" w:after="120"/>
         <w:ind w:hanging="283" w:start="709"/>
-        <w:jc w:val="start"/>
         <w:rPr/>
       </w:pPr>
       <w:r>
         <w:rPr>
           <w:rStyle w:val="Strong"/>
         </w:rPr>
-        <w:t>Abas de Tempo (Tabs):</w:t>
+        <w:t>Cabeçalho (Identidade e Previsão):</w:t>
       </w:r>
     </w:p>
     <w:p>
@@ -105,46 +165,21 @@
         </w:numPr>
         <w:tabs>
           <w:tab w:val="clear" w:pos="709"/>
-          <w:tab w:val="left" w:pos="1418" w:leader="none"/>
-        </w:tabs>
-        <w:bidi w:val="0"/>
+          <w:tab w:val="left" w:pos="0" w:leader="none"/>
+        </w:tabs>
+        <w:spacing w:before="240" w:after="120"/>
         <w:ind w:hanging="283" w:start="1418"/>
-        <w:jc w:val="start"/>
-        <w:rPr/>
-      </w:pPr>
-      <w:r>
-        <w:rPr/>
-        <w:t xml:space="preserve">Três botões de alternância no topo: </w:t>
-      </w:r>
+        <w:rPr/>
+      </w:pPr>
       <w:r>
         <w:rPr>
           <w:rStyle w:val="Strong"/>
         </w:rPr>
-        <w:t>Dia</w:t>
-      </w:r>
-      <w:r>
-        <w:rPr/>
-        <w:t xml:space="preserve">, </w:t>
-      </w:r>
-      <w:r>
-        <w:rPr>
-          <w:rStyle w:val="Strong"/>
-        </w:rPr>
-        <w:t>Semana</w:t>
-      </w:r>
-      <w:r>
-        <w:rPr/>
-        <w:t xml:space="preserve"> e </w:t>
-      </w:r>
-      <w:r>
-        <w:rPr>
-          <w:rStyle w:val="Strong"/>
-        </w:rPr>
-        <w:t>Mês</w:t>
-      </w:r>
-      <w:r>
-        <w:rPr/>
-        <w:t>.</w:t>
+        <w:t>Piloto:</w:t>
+      </w:r>
+      <w:r>
+        <w:rPr/>
+        <w:t xml:space="preserve"> Foto circular com borda verde e nome em destaque.</w:t>
       </w:r>
     </w:p>
     <w:p>
@@ -156,26 +191,73 @@
         </w:numPr>
         <w:tabs>
           <w:tab w:val="clear" w:pos="709"/>
-          <w:tab w:val="left" w:pos="1418" w:leader="none"/>
-        </w:tabs>
-        <w:bidi w:val="0"/>
+          <w:tab w:val="left" w:pos="0" w:leader="none"/>
+        </w:tabs>
+        <w:spacing w:before="240" w:after="120"/>
         <w:ind w:hanging="283" w:start="1418"/>
-        <w:jc w:val="start"/>
-        <w:rPr/>
-      </w:pPr>
-      <w:r>
-        <w:rPr/>
-        <w:t>O estado ativo deve usar a cor Amarelo Segurança (</w:t>
-      </w:r>
-      <w:r>
-        <w:rPr>
-          <w:rStyle w:val="Cdigo-fonte"/>
-        </w:rPr>
-        <w:t>#FFD700</w:t>
-      </w:r>
-      <w:r>
-        <w:rPr/>
-        <w:t>) com texto preto.</w:t>
+        <w:rPr/>
+      </w:pPr>
+      <w:r>
+        <w:rPr>
+          <w:rStyle w:val="Strong"/>
+        </w:rPr>
+        <w:t>Frase Motivacional:</w:t>
+      </w:r>
+      <w:r>
+        <w:rPr/>
+        <w:t xml:space="preserve"> Mensagem curta de incentivo (Ex: "Bora faturar!") logo abaixo do nome.</w:t>
+      </w:r>
+    </w:p>
+    <w:p>
+      <w:pPr>
+        <w:pStyle w:val="BodyText"/>
+        <w:numPr>
+          <w:ilvl w:val="1"/>
+          <w:numId w:val="1"/>
+        </w:numPr>
+        <w:tabs>
+          <w:tab w:val="clear" w:pos="709"/>
+          <w:tab w:val="left" w:pos="0" w:leader="none"/>
+        </w:tabs>
+        <w:spacing w:before="240" w:after="120"/>
+        <w:ind w:hanging="283" w:start="1418"/>
+        <w:rPr/>
+      </w:pPr>
+      <w:r>
+        <w:rPr>
+          <w:rStyle w:val="Strong"/>
+        </w:rPr>
+        <w:t>Meteorologia:</w:t>
+      </w:r>
+      <w:r>
+        <w:rPr/>
+        <w:t xml:space="preserve"> Previsão para amanhã (Max/Min e probabilidade de chuva com horário) sem fundo, integrada à direita.</w:t>
+      </w:r>
+    </w:p>
+    <w:p>
+      <w:pPr>
+        <w:pStyle w:val="BodyText"/>
+        <w:numPr>
+          <w:ilvl w:val="1"/>
+          <w:numId w:val="1"/>
+        </w:numPr>
+        <w:tabs>
+          <w:tab w:val="clear" w:pos="709"/>
+          <w:tab w:val="left" w:pos="0" w:leader="none"/>
+        </w:tabs>
+        <w:spacing w:before="240" w:after="120"/>
+        <w:ind w:hanging="283" w:start="1418"/>
+        <w:rPr/>
+      </w:pPr>
+      <w:r>
+        <w:rPr>
+          <w:rStyle w:val="Strong"/>
+        </w:rPr>
+        <w:t>Ajustes:</w:t>
+      </w:r>
+      <w:r>
+        <w:rPr/>
+        <w:t xml:space="preserve"> Ícone de engrenagem no topo direito para acesso ao perfil.</w:t>
       </w:r>
     </w:p>
     <w:p>
@@ -187,18 +269,17 @@
         </w:numPr>
         <w:tabs>
           <w:tab w:val="clear" w:pos="709"/>
-          <w:tab w:val="left" w:pos="709" w:leader="none"/>
-        </w:tabs>
-        <w:bidi w:val="0"/>
+          <w:tab w:val="left" w:pos="0" w:leader="none"/>
+        </w:tabs>
+        <w:spacing w:before="240" w:after="120"/>
         <w:ind w:hanging="283" w:start="709"/>
-        <w:jc w:val="start"/>
         <w:rPr/>
       </w:pPr>
       <w:r>
         <w:rPr>
           <w:rStyle w:val="Strong"/>
         </w:rPr>
-        <w:t>Card de Lucro Central:</w:t>
+        <w:t>Gestão do Veículo Ativo:</w:t>
       </w:r>
     </w:p>
     <w:p>
@@ -210,26 +291,15 @@
         </w:numPr>
         <w:tabs>
           <w:tab w:val="clear" w:pos="709"/>
-          <w:tab w:val="left" w:pos="1418" w:leader="none"/>
-        </w:tabs>
-        <w:bidi w:val="0"/>
+          <w:tab w:val="left" w:pos="0" w:leader="none"/>
+        </w:tabs>
+        <w:spacing w:before="240" w:after="120"/>
         <w:ind w:hanging="283" w:start="1418"/>
-        <w:jc w:val="start"/>
-        <w:rPr/>
-      </w:pPr>
-      <w:r>
-        <w:rPr/>
-        <w:t xml:space="preserve">Exibição do valor em fonte extra-negrito (ex: </w:t>
-      </w:r>
-      <w:r>
-        <w:rPr>
-          <w:rStyle w:val="Cdigo-fonte"/>
-        </w:rPr>
-        <w:t>40px</w:t>
-      </w:r>
-      <w:r>
-        <w:rPr/>
-        <w:t>).</w:t>
+        <w:rPr/>
+      </w:pPr>
+      <w:r>
+        <w:rPr/>
+        <w:t>Card com ícone grande (Moto/Carro), marca/modelo e placa.</w:t>
       </w:r>
     </w:p>
     <w:p>
@@ -241,36 +311,41 @@
         </w:numPr>
         <w:tabs>
           <w:tab w:val="clear" w:pos="709"/>
-          <w:tab w:val="left" w:pos="1418" w:leader="none"/>
-        </w:tabs>
-        <w:bidi w:val="0"/>
+          <w:tab w:val="left" w:pos="0" w:leader="none"/>
+        </w:tabs>
+        <w:spacing w:before="240" w:after="120"/>
         <w:ind w:hanging="283" w:start="1418"/>
-        <w:jc w:val="start"/>
-        <w:rPr/>
-      </w:pPr>
-      <w:r>
-        <w:rPr/>
-        <w:t>Cor dinâmica: Verde (</w:t>
+        <w:rPr/>
+      </w:pPr>
+      <w:r>
+        <w:rPr>
+          <w:rStyle w:val="Strong"/>
+        </w:rPr>
+        <w:t>Indicador</w:t>
+      </w:r>
+      <w:r>
+        <w:rPr/>
+        <w:t xml:space="preserve"> de</w:t>
+      </w:r>
+      <w:r>
+        <w:rPr>
+          <w:rStyle w:val="Strong"/>
+        </w:rPr>
+        <w:t xml:space="preserve"> Eficiência:</w:t>
+      </w:r>
+      <w:r>
+        <w:rPr/>
+        <w:t xml:space="preserve"> Cálculo em tempo real de </w:t>
       </w:r>
       <w:r>
         <w:rPr>
           <w:rStyle w:val="Cdigo-fonte"/>
         </w:rPr>
-        <w:t>#00C853</w:t>
-      </w:r>
-      <w:r>
-        <w:rPr/>
-        <w:t>) para valores positivos e Vermelho (</w:t>
-      </w:r>
-      <w:r>
-        <w:rPr>
-          <w:rStyle w:val="Cdigo-fonte"/>
-        </w:rPr>
-        <w:t>#D50000</w:t>
-      </w:r>
-      <w:r>
-        <w:rPr/>
-        <w:t>) para negativos.</w:t>
+        <w:t>R$ / KM</w:t>
+      </w:r>
+      <w:r>
+        <w:rPr/>
+        <w:t xml:space="preserve"> rodado.</w:t>
       </w:r>
     </w:p>
     <w:p>
@@ -282,16 +357,21 @@
         </w:numPr>
         <w:tabs>
           <w:tab w:val="clear" w:pos="709"/>
-          <w:tab w:val="left" w:pos="1418" w:leader="none"/>
-        </w:tabs>
-        <w:bidi w:val="0"/>
+          <w:tab w:val="left" w:pos="0" w:leader="none"/>
+        </w:tabs>
+        <w:spacing w:before="240" w:after="120"/>
         <w:ind w:hanging="283" w:start="1418"/>
-        <w:jc w:val="start"/>
-        <w:rPr/>
-      </w:pPr>
-      <w:r>
-        <w:rPr/>
-        <w:t>Subtítulo dinâmico: "Ganhos: R$ X | Gastos: R$ Y".</w:t>
+        <w:rPr/>
+      </w:pPr>
+      <w:r>
+        <w:rPr>
+          <w:rStyle w:val="Strong"/>
+        </w:rPr>
+        <w:t>Ações:</w:t>
+      </w:r>
+      <w:r>
+        <w:rPr/>
+        <w:t xml:space="preserve"> Botões grandes para "Trocar Veículo" e "Oficina" (Gestão técnica).</w:t>
       </w:r>
     </w:p>
     <w:p>
@@ -303,18 +383,17 @@
         </w:numPr>
         <w:tabs>
           <w:tab w:val="clear" w:pos="709"/>
-          <w:tab w:val="left" w:pos="709" w:leader="none"/>
-        </w:tabs>
-        <w:bidi w:val="0"/>
+          <w:tab w:val="left" w:pos="0" w:leader="none"/>
+        </w:tabs>
+        <w:spacing w:before="240" w:after="120"/>
         <w:ind w:hanging="283" w:start="709"/>
-        <w:jc w:val="start"/>
         <w:rPr/>
       </w:pPr>
       <w:r>
         <w:rPr>
           <w:rStyle w:val="Strong"/>
         </w:rPr>
-        <w:t>Painel de Quilometragem:</w:t>
+        <w:t>Grade de Status (Lado a Lado):</w:t>
       </w:r>
     </w:p>
     <w:p>
@@ -326,26 +405,31 @@
         </w:numPr>
         <w:tabs>
           <w:tab w:val="clear" w:pos="709"/>
-          <w:tab w:val="left" w:pos="1418" w:leader="none"/>
-        </w:tabs>
-        <w:bidi w:val="0"/>
+          <w:tab w:val="left" w:pos="0" w:leader="none"/>
+        </w:tabs>
+        <w:spacing w:before="240" w:after="120"/>
         <w:ind w:hanging="283" w:start="1418"/>
-        <w:jc w:val="start"/>
-        <w:rPr/>
-      </w:pPr>
-      <w:r>
-        <w:rPr/>
-        <w:t xml:space="preserve">Texto estático: "KM de ontem: </w:t>
-      </w:r>
+        <w:rPr/>
+      </w:pPr>
       <w:r>
         <w:rPr>
           <w:rStyle w:val="Strong"/>
         </w:rPr>
-        <w:t>12.450</w:t>
-      </w:r>
-      <w:r>
-        <w:rPr/>
-        <w:t>".</w:t>
+        <w:t>Odómetro:</w:t>
+      </w:r>
+      <w:r>
+        <w:rPr/>
+        <w:t xml:space="preserve"> Exibe a última quilometragem registada com botão </w:t>
+      </w:r>
+      <w:r>
+        <w:rPr>
+          <w:rStyle w:val="Cdigo-fonte"/>
+        </w:rPr>
+        <w:t>[+]</w:t>
+      </w:r>
+      <w:r>
+        <w:rPr/>
+        <w:t xml:space="preserve"> para atualização rápida.</w:t>
       </w:r>
     </w:p>
     <w:p>
@@ -357,16 +441,43 @@
         </w:numPr>
         <w:tabs>
           <w:tab w:val="clear" w:pos="709"/>
-          <w:tab w:val="left" w:pos="1418" w:leader="none"/>
-        </w:tabs>
-        <w:bidi w:val="0"/>
+          <w:tab w:val="left" w:pos="0" w:leader="none"/>
+        </w:tabs>
+        <w:spacing w:before="240" w:after="120"/>
         <w:ind w:hanging="283" w:start="1418"/>
-        <w:jc w:val="start"/>
-        <w:rPr/>
-      </w:pPr>
-      <w:r>
-        <w:rPr/>
-        <w:t>Campo de Input: "KM de agora" (Placeholder: 00000).</w:t>
+        <w:rPr/>
+      </w:pPr>
+      <w:r>
+        <w:rPr>
+          <w:rStyle w:val="Strong"/>
+        </w:rPr>
+        <w:t>Alerta Mecânico:</w:t>
+      </w:r>
+      <w:r>
+        <w:rPr/>
+        <w:t xml:space="preserve"> Card dinâmico que muda de cor conforme a urgência (Verde: OK | Amarelo: Atenção | Vermelho: Crítico/Atrasado).</w:t>
+      </w:r>
+    </w:p>
+    <w:p>
+      <w:pPr>
+        <w:pStyle w:val="BodyText"/>
+        <w:numPr>
+          <w:ilvl w:val="0"/>
+          <w:numId w:val="1"/>
+        </w:numPr>
+        <w:tabs>
+          <w:tab w:val="clear" w:pos="709"/>
+          <w:tab w:val="left" w:pos="0" w:leader="none"/>
+        </w:tabs>
+        <w:spacing w:before="240" w:after="120"/>
+        <w:ind w:hanging="283" w:start="709"/>
+        <w:rPr/>
+      </w:pPr>
+      <w:r>
+        <w:rPr>
+          <w:rStyle w:val="Strong"/>
+        </w:rPr>
+        <w:t>Cards Financeiros (Ação Total):</w:t>
       </w:r>
     </w:p>
     <w:p>
@@ -378,26 +489,69 @@
         </w:numPr>
         <w:tabs>
           <w:tab w:val="clear" w:pos="709"/>
-          <w:tab w:val="left" w:pos="1418" w:leader="none"/>
-        </w:tabs>
-        <w:bidi w:val="0"/>
+          <w:tab w:val="left" w:pos="0" w:leader="none"/>
+        </w:tabs>
+        <w:spacing w:before="240" w:after="120"/>
         <w:ind w:hanging="283" w:start="1418"/>
-        <w:jc w:val="start"/>
-        <w:rPr/>
-      </w:pPr>
-      <w:r>
-        <w:rPr/>
-        <w:t xml:space="preserve">Badge de cálculo: "Você rodou </w:t>
-      </w:r>
+        <w:rPr/>
+      </w:pPr>
       <w:r>
         <w:rPr>
           <w:rStyle w:val="Strong"/>
         </w:rPr>
-        <w:t>65 km</w:t>
-      </w:r>
-      <w:r>
-        <w:rPr/>
-        <w:t xml:space="preserve"> hoje".</w:t>
+        <w:t>Ganhos:</w:t>
+      </w:r>
+      <w:r>
+        <w:rPr/>
+        <w:t xml:space="preserve"> Card de largura total com valor acumulado do dia, barra de progresso da meta e indicador de quanto falta (ou "Meta Batida").</w:t>
+      </w:r>
+    </w:p>
+    <w:p>
+      <w:pPr>
+        <w:pStyle w:val="BodyText"/>
+        <w:numPr>
+          <w:ilvl w:val="1"/>
+          <w:numId w:val="1"/>
+        </w:numPr>
+        <w:tabs>
+          <w:tab w:val="clear" w:pos="709"/>
+          <w:tab w:val="left" w:pos="0" w:leader="none"/>
+        </w:tabs>
+        <w:spacing w:before="240" w:after="120"/>
+        <w:ind w:hanging="283" w:start="1418"/>
+        <w:rPr/>
+      </w:pPr>
+      <w:r>
+        <w:rPr>
+          <w:rStyle w:val="Strong"/>
+        </w:rPr>
+        <w:t>Gastos:</w:t>
+      </w:r>
+      <w:r>
+        <w:rPr/>
+        <w:t xml:space="preserve"> Card para lançamento rápido de despesas (combustível, lanche, etc).</w:t>
+      </w:r>
+    </w:p>
+    <w:p>
+      <w:pPr>
+        <w:pStyle w:val="BodyText"/>
+        <w:numPr>
+          <w:ilvl w:val="1"/>
+          <w:numId w:val="1"/>
+        </w:numPr>
+        <w:tabs>
+          <w:tab w:val="clear" w:pos="709"/>
+          <w:tab w:val="left" w:pos="0" w:leader="none"/>
+        </w:tabs>
+        <w:spacing w:before="240" w:after="120"/>
+        <w:ind w:hanging="283" w:start="1418"/>
+        <w:rPr/>
+      </w:pPr>
+      <w:r>
+        <w:rPr>
+          <w:rStyle w:val="Emphasis"/>
+        </w:rPr>
+        <w:t>Ambos funcionam como botões para abrir as telas de lançamento.</w:t>
       </w:r>
     </w:p>
     <w:p>
@@ -409,18 +563,17 @@
         </w:numPr>
         <w:tabs>
           <w:tab w:val="clear" w:pos="709"/>
-          <w:tab w:val="left" w:pos="709" w:leader="none"/>
-        </w:tabs>
-        <w:bidi w:val="0"/>
+          <w:tab w:val="left" w:pos="0" w:leader="none"/>
+        </w:tabs>
+        <w:spacing w:before="240" w:after="120"/>
         <w:ind w:hanging="283" w:start="709"/>
-        <w:jc w:val="start"/>
         <w:rPr/>
       </w:pPr>
       <w:r>
         <w:rPr>
           <w:rStyle w:val="Strong"/>
         </w:rPr>
-        <w:t>Botões de Ação Rápida (Floating Actions):</w:t>
+        <w:t>Lista de Recentes:</w:t>
       </w:r>
     </w:p>
     <w:p>
@@ -432,93 +585,15 @@
         </w:numPr>
         <w:tabs>
           <w:tab w:val="clear" w:pos="709"/>
-          <w:tab w:val="left" w:pos="1418" w:leader="none"/>
-        </w:tabs>
-        <w:bidi w:val="0"/>
+          <w:tab w:val="left" w:pos="0" w:leader="none"/>
+        </w:tabs>
+        <w:spacing w:before="240" w:after="120"/>
         <w:ind w:hanging="283" w:start="1418"/>
-        <w:jc w:val="start"/>
-        <w:rPr/>
-      </w:pPr>
-      <w:r>
-        <w:rPr/>
-        <w:t>Dois botões circulares grandes na parte inferior:</w:t>
-      </w:r>
-    </w:p>
-    <w:p>
-      <w:pPr>
-        <w:pStyle w:val="BodyText"/>
-        <w:numPr>
-          <w:ilvl w:val="2"/>
-          <w:numId w:val="1"/>
-        </w:numPr>
-        <w:tabs>
-          <w:tab w:val="clear" w:pos="709"/>
-          <w:tab w:val="left" w:pos="2127" w:leader="none"/>
-        </w:tabs>
-        <w:bidi w:val="0"/>
-        <w:ind w:hanging="283" w:start="2127"/>
-        <w:jc w:val="start"/>
-        <w:rPr/>
-      </w:pPr>
-      <w:r>
-        <w:rPr>
-          <w:rStyle w:val="Strong"/>
-        </w:rPr>
-        <w:t>[+] Anotar Ganho</w:t>
-      </w:r>
-      <w:r>
-        <w:rPr/>
-        <w:t xml:space="preserve"> (Verde).</w:t>
-      </w:r>
-    </w:p>
-    <w:p>
-      <w:pPr>
-        <w:pStyle w:val="BodyText"/>
-        <w:numPr>
-          <w:ilvl w:val="2"/>
-          <w:numId w:val="1"/>
-        </w:numPr>
-        <w:tabs>
-          <w:tab w:val="clear" w:pos="709"/>
-          <w:tab w:val="left" w:pos="2127" w:leader="none"/>
-        </w:tabs>
-        <w:bidi w:val="0"/>
-        <w:ind w:hanging="283" w:start="2127"/>
-        <w:jc w:val="start"/>
-        <w:rPr/>
-      </w:pPr>
-      <w:r>
-        <w:rPr>
-          <w:rStyle w:val="Strong"/>
-        </w:rPr>
-        <w:t>[-] Anotar Despesa</w:t>
-      </w:r>
-      <w:r>
-        <w:rPr/>
-        <w:t xml:space="preserve"> (Vermelho).</w:t>
-      </w:r>
-    </w:p>
-    <w:p>
-      <w:pPr>
-        <w:pStyle w:val="BodyText"/>
-        <w:numPr>
-          <w:ilvl w:val="0"/>
-          <w:numId w:val="1"/>
-        </w:numPr>
-        <w:tabs>
-          <w:tab w:val="clear" w:pos="709"/>
-          <w:tab w:val="left" w:pos="709" w:leader="none"/>
-        </w:tabs>
-        <w:bidi w:val="0"/>
-        <w:ind w:hanging="283" w:start="709"/>
-        <w:jc w:val="start"/>
-        <w:rPr/>
-      </w:pPr>
-      <w:r>
-        <w:rPr>
-          <w:rStyle w:val="Strong"/>
-        </w:rPr>
-        <w:t>Lista de Recentes:</w:t>
+        <w:rPr/>
+      </w:pPr>
+      <w:r>
+        <w:rPr/>
+        <w:t>Exibição dos 5 últimos registos financeiros com ícone de tipo (Ganhos/Gastos), categoria, hora e valor.</w:t>
       </w:r>
     </w:p>
     <w:p>
@@ -530,82 +605,49 @@
         </w:numPr>
         <w:tabs>
           <w:tab w:val="clear" w:pos="709"/>
-          <w:tab w:val="left" w:pos="1418" w:leader="none"/>
-        </w:tabs>
-        <w:bidi w:val="0"/>
+          <w:tab w:val="left" w:pos="0" w:leader="none"/>
+        </w:tabs>
+        <w:spacing w:before="240" w:after="120"/>
         <w:ind w:hanging="283" w:start="1418"/>
-        <w:jc w:val="start"/>
-        <w:rPr/>
-      </w:pPr>
-      <w:r>
-        <w:rPr/>
-        <w:t>Título: "Últimos Registros".</w:t>
-      </w:r>
-    </w:p>
-    <w:p>
-      <w:pPr>
-        <w:pStyle w:val="BodyText"/>
-        <w:numPr>
-          <w:ilvl w:val="1"/>
-          <w:numId w:val="1"/>
-        </w:numPr>
-        <w:tabs>
-          <w:tab w:val="clear" w:pos="709"/>
-          <w:tab w:val="left" w:pos="1418" w:leader="none"/>
-        </w:tabs>
-        <w:bidi w:val="0"/>
-        <w:ind w:hanging="283" w:start="1418"/>
-        <w:jc w:val="start"/>
-        <w:rPr/>
-      </w:pPr>
-      <w:r>
-        <w:rPr/>
-        <w:t>Lista com os 5 registros mais novos.</w:t>
-      </w:r>
-    </w:p>
-    <w:p>
-      <w:pPr>
-        <w:pStyle w:val="BodyText"/>
-        <w:numPr>
-          <w:ilvl w:val="1"/>
-          <w:numId w:val="1"/>
-        </w:numPr>
-        <w:tabs>
-          <w:tab w:val="clear" w:pos="709"/>
-          <w:tab w:val="left" w:pos="1418" w:leader="none"/>
-        </w:tabs>
-        <w:bidi w:val="0"/>
-        <w:ind w:hanging="283" w:start="1418"/>
-        <w:jc w:val="start"/>
-        <w:rPr/>
-      </w:pPr>
-      <w:r>
-        <w:rPr/>
-        <w:t>Botão de rodapé: "Ver Tudo" (Leva ao Histórico).</w:t>
+        <w:rPr/>
+      </w:pPr>
+      <w:r>
+        <w:rPr/>
+        <w:t>Botão "Ver Tudo" para acesso ao histórico completo.</w:t>
       </w:r>
     </w:p>
     <w:p>
       <w:pPr>
         <w:pStyle w:val="Heading2"/>
-        <w:bidi w:val="0"/>
-        <w:jc w:val="start"/>
-        <w:rPr/>
-      </w:pPr>
-      <w:r>
-        <w:rPr/>
+        <w:spacing w:lineRule="auto" w:line="276" w:before="240" w:after="120"/>
+        <w:rPr>
+          <w:sz w:val="24"/>
+          <w:szCs w:val="24"/>
+        </w:rPr>
+      </w:pPr>
+      <w:r>
+        <w:rPr>
+          <w:sz w:val="24"/>
+          <w:szCs w:val="24"/>
+        </w:rPr>
         <w:t>2. Regras de Negócio e Lógica</w:t>
       </w:r>
     </w:p>
     <w:p>
       <w:pPr>
         <w:pStyle w:val="Heading3"/>
-        <w:bidi w:val="0"/>
-        <w:jc w:val="start"/>
-        <w:rPr/>
-      </w:pPr>
-      <w:r>
-        <w:rPr/>
-        <w:t>2.1. Lógica Financeira por Período</w:t>
+        <w:spacing w:lineRule="auto" w:line="276" w:before="240" w:after="120"/>
+        <w:rPr>
+          <w:sz w:val="24"/>
+          <w:szCs w:val="24"/>
+        </w:rPr>
+      </w:pPr>
+      <w:r>
+        <w:rPr>
+          <w:sz w:val="24"/>
+          <w:szCs w:val="24"/>
+        </w:rPr>
+        <w:t>2.1. Meteorologia Dinâmica (Open-Meteo)</w:t>
       </w:r>
     </w:p>
     <w:p>
@@ -617,22 +659,15 @@
         </w:numPr>
         <w:tabs>
           <w:tab w:val="clear" w:pos="709"/>
-          <w:tab w:val="left" w:pos="709" w:leader="none"/>
-        </w:tabs>
-        <w:bidi w:val="0"/>
+          <w:tab w:val="left" w:pos="0" w:leader="none"/>
+        </w:tabs>
+        <w:spacing w:before="240" w:after="120"/>
         <w:ind w:hanging="283" w:start="709"/>
-        <w:jc w:val="start"/>
-        <w:rPr/>
-      </w:pPr>
-      <w:r>
-        <w:rPr>
-          <w:rStyle w:val="Strong"/>
-        </w:rPr>
-        <w:t>Diário:</w:t>
-      </w:r>
-      <w:r>
-        <w:rPr/>
-        <w:t xml:space="preserve"> Soma de todos os registros onde a data é igual a hoje.</w:t>
+        <w:rPr/>
+      </w:pPr>
+      <w:r>
+        <w:rPr/>
+        <w:t>Busca dados reais via API baseada nas coordenadas do dispositivo.</w:t>
       </w:r>
     </w:p>
     <w:p>
@@ -644,61 +679,32 @@
         </w:numPr>
         <w:tabs>
           <w:tab w:val="clear" w:pos="709"/>
-          <w:tab w:val="left" w:pos="709" w:leader="none"/>
-        </w:tabs>
-        <w:bidi w:val="0"/>
+          <w:tab w:val="left" w:pos="0" w:leader="none"/>
+        </w:tabs>
+        <w:spacing w:before="240" w:after="120"/>
         <w:ind w:hanging="283" w:start="709"/>
-        <w:jc w:val="start"/>
-        <w:rPr/>
-      </w:pPr>
-      <w:r>
-        <w:rPr>
-          <w:rStyle w:val="Strong"/>
-        </w:rPr>
-        <w:t>Semanal:</w:t>
-      </w:r>
-      <w:r>
-        <w:rPr/>
-        <w:t xml:space="preserve"> Soma dos registros dos últimos 7 dias.</w:t>
-      </w:r>
-    </w:p>
-    <w:p>
-      <w:pPr>
-        <w:pStyle w:val="BodyText"/>
-        <w:numPr>
-          <w:ilvl w:val="0"/>
-          <w:numId w:val="2"/>
-        </w:numPr>
-        <w:tabs>
-          <w:tab w:val="clear" w:pos="709"/>
-          <w:tab w:val="left" w:pos="709" w:leader="none"/>
-        </w:tabs>
-        <w:bidi w:val="0"/>
-        <w:ind w:hanging="283" w:start="709"/>
-        <w:jc w:val="start"/>
-        <w:rPr/>
-      </w:pPr>
-      <w:r>
-        <w:rPr>
-          <w:rStyle w:val="Strong"/>
-        </w:rPr>
-        <w:t>Mensal:</w:t>
-      </w:r>
-      <w:r>
-        <w:rPr/>
-        <w:t xml:space="preserve"> Soma dos registros do mês atual (1º ao último dia).</w:t>
+        <w:rPr/>
+      </w:pPr>
+      <w:r>
+        <w:rPr/>
+        <w:t>Exibe a máxima e mínima de amanhã para planeamento do turno.</w:t>
       </w:r>
     </w:p>
     <w:p>
       <w:pPr>
         <w:pStyle w:val="Heading3"/>
-        <w:bidi w:val="0"/>
-        <w:jc w:val="start"/>
-        <w:rPr/>
-      </w:pPr>
-      <w:r>
-        <w:rPr/>
-        <w:t>2.2. Lógica de Quilometragem</w:t>
+        <w:spacing w:lineRule="auto" w:line="276" w:before="240" w:after="120"/>
+        <w:rPr>
+          <w:sz w:val="24"/>
+          <w:szCs w:val="24"/>
+        </w:rPr>
+      </w:pPr>
+      <w:r>
+        <w:rPr>
+          <w:sz w:val="24"/>
+          <w:szCs w:val="24"/>
+        </w:rPr>
+        <w:t>2.2. Lógica de Manutenção (Cores)</w:t>
       </w:r>
     </w:p>
     <w:p>
@@ -710,26 +716,21 @@
         </w:numPr>
         <w:tabs>
           <w:tab w:val="clear" w:pos="709"/>
-          <w:tab w:val="left" w:pos="709" w:leader="none"/>
-        </w:tabs>
-        <w:bidi w:val="0"/>
+          <w:tab w:val="left" w:pos="0" w:leader="none"/>
+        </w:tabs>
+        <w:spacing w:before="240" w:after="120"/>
         <w:ind w:hanging="283" w:start="709"/>
-        <w:jc w:val="start"/>
-        <w:rPr/>
-      </w:pPr>
-      <w:r>
-        <w:rPr/>
-        <w:t xml:space="preserve">O valor "KM de ontem" é recuperado do último registro de </w:t>
-      </w:r>
-      <w:r>
-        <w:rPr>
-          <w:rStyle w:val="Cdigo-fonte"/>
-        </w:rPr>
-        <w:t>km_final</w:t>
-      </w:r>
-      <w:r>
-        <w:rPr/>
-        <w:t xml:space="preserve"> salvo no banco.</w:t>
+        <w:rPr/>
+      </w:pPr>
+      <w:r>
+        <w:rPr>
+          <w:rStyle w:val="Strong"/>
+        </w:rPr>
+        <w:t>Crítico (Vermelho):</w:t>
+      </w:r>
+      <w:r>
+        <w:rPr/>
+        <w:t xml:space="preserve"> Restam &lt; 100km ou KM atual &gt; KM previsto.</w:t>
       </w:r>
     </w:p>
     <w:p>
@@ -741,26 +742,21 @@
         </w:numPr>
         <w:tabs>
           <w:tab w:val="clear" w:pos="709"/>
-          <w:tab w:val="left" w:pos="709" w:leader="none"/>
-        </w:tabs>
-        <w:bidi w:val="0"/>
+          <w:tab w:val="left" w:pos="0" w:leader="none"/>
+        </w:tabs>
+        <w:spacing w:before="240" w:after="120"/>
         <w:ind w:hanging="283" w:start="709"/>
-        <w:jc w:val="start"/>
-        <w:rPr/>
-      </w:pPr>
-      <w:r>
-        <w:rPr/>
-        <w:t xml:space="preserve">O cálculo da rodagem do dia deve ser: </w:t>
-      </w:r>
-      <w:r>
-        <w:rPr>
-          <w:rStyle w:val="Cdigo-fonte"/>
-        </w:rPr>
-        <w:t>InputAtual - KM_Ontem</w:t>
-      </w:r>
-      <w:r>
-        <w:rPr/>
-        <w:t>.</w:t>
+        <w:rPr/>
+      </w:pPr>
+      <w:r>
+        <w:rPr>
+          <w:rStyle w:val="Strong"/>
+        </w:rPr>
+        <w:t>Atenção (Amarelo):</w:t>
+      </w:r>
+      <w:r>
+        <w:rPr/>
+        <w:t xml:space="preserve"> Restam entre 100km e 500km.</w:t>
       </w:r>
     </w:p>
     <w:p>
@@ -772,34 +768,38 @@
         </w:numPr>
         <w:tabs>
           <w:tab w:val="clear" w:pos="709"/>
-          <w:tab w:val="left" w:pos="709" w:leader="none"/>
-        </w:tabs>
-        <w:bidi w:val="0"/>
+          <w:tab w:val="left" w:pos="0" w:leader="none"/>
+        </w:tabs>
+        <w:spacing w:before="240" w:after="120"/>
         <w:ind w:hanging="283" w:start="709"/>
-        <w:jc w:val="start"/>
         <w:rPr/>
       </w:pPr>
       <w:r>
         <w:rPr>
           <w:rStyle w:val="Strong"/>
         </w:rPr>
-        <w:t>Trava de Segurança:</w:t>
-      </w:r>
-      <w:r>
-        <w:rPr/>
-        <w:t xml:space="preserve"> O sistema não deve permitir um "KM de agora" menor que o "KM de ontem".</w:t>
+        <w:t>OK (Verde):</w:t>
+      </w:r>
+      <w:r>
+        <w:rPr/>
+        <w:t xml:space="preserve"> Restam &gt; 500km para a próxima revisão.</w:t>
       </w:r>
     </w:p>
     <w:p>
       <w:pPr>
         <w:pStyle w:val="Heading3"/>
-        <w:bidi w:val="0"/>
-        <w:jc w:val="start"/>
-        <w:rPr/>
-      </w:pPr>
-      <w:r>
-        <w:rPr/>
-        <w:t>2.3. Lançamentos Rápidos</w:t>
+        <w:spacing w:lineRule="auto" w:line="276" w:before="240" w:after="120"/>
+        <w:rPr>
+          <w:sz w:val="24"/>
+          <w:szCs w:val="24"/>
+        </w:rPr>
+      </w:pPr>
+      <w:r>
+        <w:rPr>
+          <w:sz w:val="24"/>
+          <w:szCs w:val="24"/>
+        </w:rPr>
+        <w:t>2.3. Gestão de Metas</w:t>
       </w:r>
     </w:p>
     <w:p>
@@ -811,52 +811,62 @@
         </w:numPr>
         <w:tabs>
           <w:tab w:val="clear" w:pos="709"/>
-          <w:tab w:val="left" w:pos="709" w:leader="none"/>
-        </w:tabs>
-        <w:bidi w:val="0"/>
+          <w:tab w:val="left" w:pos="0" w:leader="none"/>
+        </w:tabs>
+        <w:spacing w:before="240" w:after="120"/>
         <w:ind w:hanging="283" w:start="709"/>
-        <w:jc w:val="start"/>
-        <w:rPr/>
-      </w:pPr>
-      <w:r>
-        <w:rPr/>
-        <w:t>Ao clicar em "Anotar Ganho" ou "Anotar Despesa", o usuário é levado à tela de formulário, já com a categoria pré-selecionada.</w:t>
-      </w:r>
-    </w:p>
-    <w:p>
-      <w:pPr>
-        <w:pStyle w:val="Heading2"/>
-        <w:bidi w:val="0"/>
-        <w:jc w:val="start"/>
-        <w:rPr/>
-      </w:pPr>
-      <w:r>
-        <w:rPr/>
-        <w:t>3. Persistência e Consultas (SQLite)</w:t>
-      </w:r>
-    </w:p>
-    <w:p>
-      <w:pPr>
-        <w:pStyle w:val="BodyText"/>
-        <w:bidi w:val="0"/>
-        <w:jc w:val="start"/>
-        <w:rPr/>
-      </w:pPr>
-      <w:r>
-        <w:rPr/>
-        <w:t>O Dashboard realiza leituras frequentes no banco de dados.</w:t>
+        <w:rPr/>
+      </w:pPr>
+      <w:r>
+        <w:rPr/>
+        <w:t xml:space="preserve">Cálculo: </w:t>
+      </w:r>
+      <w:r>
+        <w:rPr>
+          <w:rStyle w:val="Cdigo-fonte"/>
+        </w:rPr>
+        <w:t>Meta Diária - Ganhos de Hoje</w:t>
+      </w:r>
+      <w:r>
+        <w:rPr/>
+        <w:t>.</w:t>
+      </w:r>
+    </w:p>
+    <w:p>
+      <w:pPr>
+        <w:pStyle w:val="BodyText"/>
+        <w:numPr>
+          <w:ilvl w:val="0"/>
+          <w:numId w:val="4"/>
+        </w:numPr>
+        <w:tabs>
+          <w:tab w:val="clear" w:pos="709"/>
+          <w:tab w:val="left" w:pos="0" w:leader="none"/>
+        </w:tabs>
+        <w:spacing w:before="240" w:after="120"/>
+        <w:ind w:hanging="283" w:start="709"/>
+        <w:rPr/>
+      </w:pPr>
+      <w:r>
+        <w:rPr/>
+        <w:t>Feedback: Se os ganhos superarem a meta, o card exibe "Meta Batida! 🔥 SÓ LUCRO!".</w:t>
       </w:r>
     </w:p>
     <w:p>
       <w:pPr>
         <w:pStyle w:val="Heading3"/>
-        <w:bidi w:val="0"/>
-        <w:jc w:val="start"/>
-        <w:rPr/>
-      </w:pPr>
-      <w:r>
-        <w:rPr/>
-        <w:t>Consultas Sugeridas:</w:t>
+        <w:spacing w:lineRule="auto" w:line="276" w:before="240" w:after="120"/>
+        <w:rPr>
+          <w:sz w:val="24"/>
+          <w:szCs w:val="24"/>
+        </w:rPr>
+      </w:pPr>
+      <w:r>
+        <w:rPr>
+          <w:sz w:val="24"/>
+          <w:szCs w:val="24"/>
+        </w:rPr>
+        <w:t>2.4. Eficiência (R$/KM)</w:t>
       </w:r>
     </w:p>
     <w:p>
@@ -868,28 +878,25 @@
         </w:numPr>
         <w:tabs>
           <w:tab w:val="clear" w:pos="709"/>
-          <w:tab w:val="left" w:pos="709" w:leader="none"/>
-        </w:tabs>
-        <w:bidi w:val="0"/>
+          <w:tab w:val="left" w:pos="0" w:leader="none"/>
+        </w:tabs>
+        <w:spacing w:before="240" w:after="120"/>
         <w:ind w:hanging="283" w:start="709"/>
-        <w:jc w:val="start"/>
-        <w:rPr/>
-      </w:pPr>
-      <w:r>
-        <w:rPr>
-          <w:rStyle w:val="Strong"/>
-        </w:rPr>
-        <w:t>Para o Lucro Diário:</w:t>
-      </w:r>
-      <w:r>
-        <w:rPr/>
-        <w:t xml:space="preserve"> </w:t>
+        <w:rPr/>
+      </w:pPr>
+      <w:r>
+        <w:rPr/>
+        <w:t xml:space="preserve">Cálculo: </w:t>
       </w:r>
       <w:r>
         <w:rPr>
           <w:rStyle w:val="Cdigo-fonte"/>
         </w:rPr>
-        <w:t>SELECT SUM(valor) FROM registros_financeiros WHERE tipo = 'ganho' AND data = 'hoje'</w:t>
+        <w:t>Soma(Ganhos de Hoje) / (KM Atual - Primeiro KM do dia)</w:t>
+      </w:r>
+      <w:r>
+        <w:rPr/>
+        <w:t>.</w:t>
       </w:r>
     </w:p>
     <w:p>
@@ -901,44 +908,32 @@
         </w:numPr>
         <w:tabs>
           <w:tab w:val="clear" w:pos="709"/>
-          <w:tab w:val="left" w:pos="709" w:leader="none"/>
-        </w:tabs>
-        <w:bidi w:val="0"/>
+          <w:tab w:val="left" w:pos="0" w:leader="none"/>
+        </w:tabs>
+        <w:spacing w:before="240" w:after="120"/>
         <w:ind w:hanging="283" w:start="709"/>
-        <w:jc w:val="start"/>
-        <w:rPr/>
-      </w:pPr>
-      <w:r>
-        <w:rPr>
-          <w:rStyle w:val="Strong"/>
-        </w:rPr>
-        <w:t>Para o KM Anterior:</w:t>
-      </w:r>
-      <w:r>
-        <w:rPr/>
-        <w:t xml:space="preserve"> </w:t>
-      </w:r>
-      <w:r>
-        <w:rPr>
-          <w:rStyle w:val="Cdigo-fonte"/>
-        </w:rPr>
-        <w:t>SELECT moto_km_atual FROM perfil_usuario LIMIT 1</w:t>
-      </w:r>
-      <w:r>
-        <w:rPr/>
-        <w:t xml:space="preserve"> (ou buscar o último registro da jornada anterior).</w:t>
+        <w:rPr/>
+      </w:pPr>
+      <w:r>
+        <w:rPr/>
+        <w:t>Objetivo: Ajudar o piloto a entender se a rota/app está a compensar o desgaste do veículo.</w:t>
       </w:r>
     </w:p>
     <w:p>
       <w:pPr>
         <w:pStyle w:val="Heading2"/>
-        <w:bidi w:val="0"/>
-        <w:jc w:val="start"/>
-        <w:rPr/>
-      </w:pPr>
-      <w:r>
-        <w:rPr/>
-        <w:t>4. Fluxo de Navegação</w:t>
+        <w:spacing w:lineRule="auto" w:line="276" w:before="240" w:after="120"/>
+        <w:rPr>
+          <w:sz w:val="24"/>
+          <w:szCs w:val="24"/>
+        </w:rPr>
+      </w:pPr>
+      <w:r>
+        <w:rPr>
+          <w:sz w:val="24"/>
+          <w:szCs w:val="24"/>
+        </w:rPr>
+        <w:t>3. Persistência e Consultas (SQLite)</w:t>
       </w:r>
     </w:p>
     <w:p>
@@ -950,212 +945,28 @@
         </w:numPr>
         <w:tabs>
           <w:tab w:val="clear" w:pos="709"/>
-          <w:tab w:val="left" w:pos="709" w:leader="none"/>
-        </w:tabs>
+          <w:tab w:val="left" w:pos="0" w:leader="none"/>
+        </w:tabs>
+        <w:spacing w:before="240" w:after="120"/>
+        <w:ind w:hanging="283" w:start="709"/>
+        <w:rPr/>
+      </w:pPr>
+      <w:r>
+        <w:rPr>
+          <w:rStyle w:val="Strong"/>
+        </w:rPr>
+        <w:t>Soma Financeira:</w:t>
+      </w:r>
+      <w:r>
+        <w:rPr/>
+        <w:t xml:space="preserve"> ```sql SELECT SUM(valor) FROM registros_financeiros WHERE tipo = ? AND date(data_registro</w:t>
+      </w:r>
+    </w:p>
+    <w:p>
+      <w:pPr>
+        <w:pStyle w:val="BodyText"/>
         <w:bidi w:val="0"/>
-        <w:ind w:hanging="283" w:start="709"/>
-        <w:jc w:val="start"/>
-        <w:rPr/>
-      </w:pPr>
-      <w:r>
-        <w:rPr>
-          <w:rStyle w:val="Strong"/>
-        </w:rPr>
-        <w:t>Entrada:</w:t>
-      </w:r>
-      <w:r>
-        <w:rPr/>
-        <w:t xml:space="preserve"> Carregamento automático dos dados ao abrir o app.</w:t>
-      </w:r>
-    </w:p>
-    <w:p>
-      <w:pPr>
-        <w:pStyle w:val="BodyText"/>
-        <w:numPr>
-          <w:ilvl w:val="0"/>
-          <w:numId w:val="6"/>
-        </w:numPr>
-        <w:tabs>
-          <w:tab w:val="clear" w:pos="709"/>
-          <w:tab w:val="left" w:pos="709" w:leader="none"/>
-        </w:tabs>
-        <w:bidi w:val="0"/>
-        <w:ind w:hanging="283" w:start="709"/>
-        <w:jc w:val="start"/>
-        <w:rPr/>
-      </w:pPr>
-      <w:r>
-        <w:rPr>
-          <w:rStyle w:val="Strong"/>
-        </w:rPr>
-        <w:t>Interação Tabs:</w:t>
-      </w:r>
-      <w:r>
-        <w:rPr/>
-        <w:t xml:space="preserve"> Ao trocar entre Dia/Semana/Mês, apenas o Card de Lucro é atualizado.</w:t>
-      </w:r>
-    </w:p>
-    <w:p>
-      <w:pPr>
-        <w:pStyle w:val="BodyText"/>
-        <w:numPr>
-          <w:ilvl w:val="0"/>
-          <w:numId w:val="6"/>
-        </w:numPr>
-        <w:tabs>
-          <w:tab w:val="clear" w:pos="709"/>
-          <w:tab w:val="left" w:pos="709" w:leader="none"/>
-        </w:tabs>
-        <w:bidi w:val="0"/>
-        <w:ind w:hanging="283" w:start="709"/>
-        <w:jc w:val="start"/>
-        <w:rPr/>
-      </w:pPr>
-      <w:r>
-        <w:rPr>
-          <w:rStyle w:val="Strong"/>
-        </w:rPr>
-        <w:t>Anotar:</w:t>
-      </w:r>
-      <w:r>
-        <w:rPr/>
-        <w:t xml:space="preserve"> Abre a tela de formulário correspondente.</w:t>
-      </w:r>
-    </w:p>
-    <w:p>
-      <w:pPr>
-        <w:pStyle w:val="BodyText"/>
-        <w:numPr>
-          <w:ilvl w:val="0"/>
-          <w:numId w:val="6"/>
-        </w:numPr>
-        <w:tabs>
-          <w:tab w:val="clear" w:pos="709"/>
-          <w:tab w:val="left" w:pos="709" w:leader="none"/>
-        </w:tabs>
-        <w:bidi w:val="0"/>
-        <w:ind w:hanging="283" w:start="709"/>
-        <w:jc w:val="start"/>
-        <w:rPr/>
-      </w:pPr>
-      <w:r>
-        <w:rPr>
-          <w:rStyle w:val="Strong"/>
-        </w:rPr>
-        <w:t>Perfil:</w:t>
-      </w:r>
-      <w:r>
-        <w:rPr/>
-        <w:t xml:space="preserve"> Toque no avatar/ícone no topo abre a Tela de Perfil.</w:t>
-      </w:r>
-    </w:p>
-    <w:p>
-      <w:pPr>
-        <w:pStyle w:val="Heading2"/>
-        <w:bidi w:val="0"/>
-        <w:jc w:val="start"/>
-        <w:rPr/>
-      </w:pPr>
-      <w:r>
-        <w:rPr/>
-        <w:t>5. Dicas para Desenvolvedor (Performance)</w:t>
-      </w:r>
-    </w:p>
-    <w:p>
-      <w:pPr>
-        <w:pStyle w:val="BodyText"/>
-        <w:numPr>
-          <w:ilvl w:val="0"/>
-          <w:numId w:val="7"/>
-        </w:numPr>
-        <w:tabs>
-          <w:tab w:val="clear" w:pos="709"/>
-          <w:tab w:val="left" w:pos="709" w:leader="none"/>
-        </w:tabs>
-        <w:bidi w:val="0"/>
-        <w:ind w:hanging="283" w:start="709"/>
-        <w:jc w:val="start"/>
-        <w:rPr/>
-      </w:pPr>
-      <w:r>
-        <w:rPr>
-          <w:rStyle w:val="Strong"/>
-        </w:rPr>
-        <w:t>Atualização em Tempo Real:</w:t>
-      </w:r>
-      <w:r>
-        <w:rPr/>
-        <w:t xml:space="preserve"> Use um </w:t>
-      </w:r>
-      <w:r>
-        <w:rPr>
-          <w:rStyle w:val="Cdigo-fonte"/>
-        </w:rPr>
-        <w:t>listener</w:t>
-      </w:r>
-      <w:r>
-        <w:rPr/>
-        <w:t xml:space="preserve"> ou atualize o estado sempre que o usuário voltar de uma tela de "Anotação".</w:t>
-      </w:r>
-    </w:p>
-    <w:p>
-      <w:pPr>
-        <w:pStyle w:val="BodyText"/>
-        <w:numPr>
-          <w:ilvl w:val="0"/>
-          <w:numId w:val="7"/>
-        </w:numPr>
-        <w:tabs>
-          <w:tab w:val="clear" w:pos="709"/>
-          <w:tab w:val="left" w:pos="709" w:leader="none"/>
-        </w:tabs>
-        <w:bidi w:val="0"/>
-        <w:ind w:hanging="283" w:start="709"/>
-        <w:jc w:val="start"/>
-        <w:rPr/>
-      </w:pPr>
-      <w:r>
-        <w:rPr>
-          <w:rStyle w:val="Strong"/>
-        </w:rPr>
-        <w:t>Modo de Alto Contraste:</w:t>
-      </w:r>
-      <w:r>
-        <w:rPr/>
-        <w:t xml:space="preserve"> Certifique-se de que o contraste entre o fundo preto e os valores em verde/vermelho atenda aos padrões de acessibilidade (WCAG).</w:t>
-      </w:r>
-    </w:p>
-    <w:p>
-      <w:pPr>
-        <w:pStyle w:val="BodyText"/>
-        <w:numPr>
-          <w:ilvl w:val="0"/>
-          <w:numId w:val="7"/>
-        </w:numPr>
-        <w:tabs>
-          <w:tab w:val="clear" w:pos="709"/>
-          <w:tab w:val="left" w:pos="709" w:leader="none"/>
-        </w:tabs>
-        <w:bidi w:val="0"/>
-        <w:ind w:hanging="283" w:start="709"/>
-        <w:jc w:val="start"/>
-        <w:rPr/>
-      </w:pPr>
-      <w:r>
-        <w:rPr>
-          <w:rStyle w:val="Strong"/>
-        </w:rPr>
-        <w:t>Preenchimento de KM:</w:t>
-      </w:r>
-      <w:r>
-        <w:rPr/>
-        <w:t xml:space="preserve"> Se o usuário preencher o "KM de agora", salvar este valor apenas quando ele clicar em um botão de "Encerrar Dia" ou automaticamente ao final do dia.</w:t>
-      </w:r>
-    </w:p>
-    <w:p>
-      <w:pPr>
-        <w:pStyle w:val="Normal"/>
-        <w:bidi w:val="0"/>
+        <w:spacing w:before="240" w:after="120"/>
         <w:jc w:val="start"/>
         <w:rPr/>
       </w:pPr>
@@ -1170,6 +981,7 @@
       <w:pgNumType w:fmt="decimal"/>
       <w:formProt w:val="false"/>
       <w:textDirection w:val="lrTb"/>
+      <w:docGrid w:type="default" w:linePitch="100" w:charSpace="0"/>
     </w:sectPr>
   </w:body>
 </w:document>
@@ -1180,8 +992,8 @@
   <w:abstractNum w:abstractNumId="1">
     <w:lvl w:ilvl="0">
       <w:start w:val="1"/>
-      <w:numFmt w:val="bullet"/>
-      <w:lvlText w:val=""/>
+      <w:numFmt w:val="decimal"/>
+      <w:lvlText w:val="%1."/>
       <w:lvlJc w:val="start"/>
       <w:pPr>
         <w:tabs>
@@ -1189,9 +1001,7 @@
         </w:tabs>
         <w:ind w:start="709" w:hanging="283"/>
       </w:pPr>
-      <w:rPr>
-        <w:rFonts w:ascii="Symbol" w:hAnsi="Symbol" w:cs="Symbol" w:hint="default"/>
-      </w:rPr>
+      <w:rPr/>
     </w:lvl>
     <w:lvl w:ilvl="1">
       <w:start w:val="1"/>
@@ -1865,8 +1675,8 @@
   <w:abstractNum w:abstractNumId="6">
     <w:lvl w:ilvl="0">
       <w:start w:val="1"/>
-      <w:numFmt w:val="decimal"/>
-      <w:lvlText w:val="%1."/>
+      <w:numFmt w:val="bullet"/>
+      <w:lvlText w:val=""/>
       <w:lvlJc w:val="start"/>
       <w:pPr>
         <w:tabs>
@@ -1874,12 +1684,14 @@
         </w:tabs>
         <w:ind w:start="709" w:hanging="283"/>
       </w:pPr>
-      <w:rPr/>
+      <w:rPr>
+        <w:rFonts w:ascii="Symbol" w:hAnsi="Symbol" w:cs="Symbol" w:hint="default"/>
+      </w:rPr>
     </w:lvl>
     <w:lvl w:ilvl="1">
       <w:start w:val="1"/>
-      <w:numFmt w:val="decimal"/>
-      <w:lvlText w:val="%2."/>
+      <w:numFmt w:val="bullet"/>
+      <w:lvlText w:val=""/>
       <w:lvlJc w:val="start"/>
       <w:pPr>
         <w:tabs>
@@ -1887,12 +1699,14 @@
         </w:tabs>
         <w:ind w:start="1418" w:hanging="283"/>
       </w:pPr>
-      <w:rPr/>
+      <w:rPr>
+        <w:rFonts w:ascii="Symbol" w:hAnsi="Symbol" w:cs="Symbol" w:hint="default"/>
+      </w:rPr>
     </w:lvl>
     <w:lvl w:ilvl="2">
       <w:start w:val="1"/>
-      <w:numFmt w:val="decimal"/>
-      <w:lvlText w:val="%3."/>
+      <w:numFmt w:val="bullet"/>
+      <w:lvlText w:val=""/>
       <w:lvlJc w:val="start"/>
       <w:pPr>
         <w:tabs>
@@ -1900,12 +1714,14 @@
         </w:tabs>
         <w:ind w:start="2127" w:hanging="283"/>
       </w:pPr>
-      <w:rPr/>
+      <w:rPr>
+        <w:rFonts w:ascii="Symbol" w:hAnsi="Symbol" w:cs="Symbol" w:hint="default"/>
+      </w:rPr>
     </w:lvl>
     <w:lvl w:ilvl="3">
       <w:start w:val="1"/>
-      <w:numFmt w:val="decimal"/>
-      <w:lvlText w:val="%4."/>
+      <w:numFmt w:val="bullet"/>
+      <w:lvlText w:val=""/>
       <w:lvlJc w:val="start"/>
       <w:pPr>
         <w:tabs>
@@ -1913,12 +1729,14 @@
         </w:tabs>
         <w:ind w:start="2836" w:hanging="283"/>
       </w:pPr>
-      <w:rPr/>
+      <w:rPr>
+        <w:rFonts w:ascii="Symbol" w:hAnsi="Symbol" w:cs="Symbol" w:hint="default"/>
+      </w:rPr>
     </w:lvl>
     <w:lvl w:ilvl="4">
       <w:start w:val="1"/>
-      <w:numFmt w:val="decimal"/>
-      <w:lvlText w:val="%5."/>
+      <w:numFmt w:val="bullet"/>
+      <w:lvlText w:val=""/>
       <w:lvlJc w:val="start"/>
       <w:pPr>
         <w:tabs>
@@ -1926,12 +1744,14 @@
         </w:tabs>
         <w:ind w:start="3545" w:hanging="283"/>
       </w:pPr>
-      <w:rPr/>
+      <w:rPr>
+        <w:rFonts w:ascii="Symbol" w:hAnsi="Symbol" w:cs="Symbol" w:hint="default"/>
+      </w:rPr>
     </w:lvl>
     <w:lvl w:ilvl="5">
       <w:start w:val="1"/>
-      <w:numFmt w:val="decimal"/>
-      <w:lvlText w:val="%6."/>
+      <w:numFmt w:val="bullet"/>
+      <w:lvlText w:val=""/>
       <w:lvlJc w:val="start"/>
       <w:pPr>
         <w:tabs>
@@ -1939,12 +1759,14 @@
         </w:tabs>
         <w:ind w:start="4254" w:hanging="283"/>
       </w:pPr>
-      <w:rPr/>
+      <w:rPr>
+        <w:rFonts w:ascii="Symbol" w:hAnsi="Symbol" w:cs="Symbol" w:hint="default"/>
+      </w:rPr>
     </w:lvl>
     <w:lvl w:ilvl="6">
       <w:start w:val="1"/>
-      <w:numFmt w:val="decimal"/>
-      <w:lvlText w:val="%7."/>
+      <w:numFmt w:val="bullet"/>
+      <w:lvlText w:val=""/>
       <w:lvlJc w:val="start"/>
       <w:pPr>
         <w:tabs>
@@ -1952,12 +1774,14 @@
         </w:tabs>
         <w:ind w:start="4963" w:hanging="283"/>
       </w:pPr>
-      <w:rPr/>
+      <w:rPr>
+        <w:rFonts w:ascii="Symbol" w:hAnsi="Symbol" w:cs="Symbol" w:hint="default"/>
+      </w:rPr>
     </w:lvl>
     <w:lvl w:ilvl="7">
       <w:start w:val="1"/>
-      <w:numFmt w:val="decimal"/>
-      <w:lvlText w:val="%8."/>
+      <w:numFmt w:val="bullet"/>
+      <w:lvlText w:val=""/>
       <w:lvlJc w:val="start"/>
       <w:pPr>
         <w:tabs>
@@ -1965,12 +1789,14 @@
         </w:tabs>
         <w:ind w:start="5672" w:hanging="283"/>
       </w:pPr>
-      <w:rPr/>
+      <w:rPr>
+        <w:rFonts w:ascii="Symbol" w:hAnsi="Symbol" w:cs="Symbol" w:hint="default"/>
+      </w:rPr>
     </w:lvl>
     <w:lvl w:ilvl="8">
       <w:start w:val="1"/>
-      <w:numFmt w:val="decimal"/>
-      <w:lvlText w:val="%9."/>
+      <w:numFmt w:val="bullet"/>
+      <w:lvlText w:val=""/>
       <w:lvlJc w:val="start"/>
       <w:pPr>
         <w:tabs>
@@ -1978,150 +1804,14 @@
         </w:tabs>
         <w:ind w:start="6381" w:hanging="283"/>
       </w:pPr>
-      <w:rPr/>
+      <w:rPr>
+        <w:rFonts w:ascii="Symbol" w:hAnsi="Symbol" w:cs="Symbol" w:hint="default"/>
+      </w:rPr>
     </w:lvl>
   </w:abstractNum>
   <w:abstractNum w:abstractNumId="7">
     <w:lvl w:ilvl="0">
       <w:start w:val="1"/>
-      <w:numFmt w:val="bullet"/>
-      <w:lvlText w:val=""/>
-      <w:lvlJc w:val="start"/>
-      <w:pPr>
-        <w:tabs>
-          <w:tab w:val="num" w:pos="709"/>
-        </w:tabs>
-        <w:ind w:start="709" w:hanging="283"/>
-      </w:pPr>
-      <w:rPr>
-        <w:rFonts w:ascii="Symbol" w:hAnsi="Symbol" w:cs="Symbol" w:hint="default"/>
-      </w:rPr>
-    </w:lvl>
-    <w:lvl w:ilvl="1">
-      <w:start w:val="1"/>
-      <w:numFmt w:val="bullet"/>
-      <w:lvlText w:val=""/>
-      <w:lvlJc w:val="start"/>
-      <w:pPr>
-        <w:tabs>
-          <w:tab w:val="num" w:pos="1418"/>
-        </w:tabs>
-        <w:ind w:start="1418" w:hanging="283"/>
-      </w:pPr>
-      <w:rPr>
-        <w:rFonts w:ascii="Symbol" w:hAnsi="Symbol" w:cs="Symbol" w:hint="default"/>
-      </w:rPr>
-    </w:lvl>
-    <w:lvl w:ilvl="2">
-      <w:start w:val="1"/>
-      <w:numFmt w:val="bullet"/>
-      <w:lvlText w:val=""/>
-      <w:lvlJc w:val="start"/>
-      <w:pPr>
-        <w:tabs>
-          <w:tab w:val="num" w:pos="2127"/>
-        </w:tabs>
-        <w:ind w:start="2127" w:hanging="283"/>
-      </w:pPr>
-      <w:rPr>
-        <w:rFonts w:ascii="Symbol" w:hAnsi="Symbol" w:cs="Symbol" w:hint="default"/>
-      </w:rPr>
-    </w:lvl>
-    <w:lvl w:ilvl="3">
-      <w:start w:val="1"/>
-      <w:numFmt w:val="bullet"/>
-      <w:lvlText w:val=""/>
-      <w:lvlJc w:val="start"/>
-      <w:pPr>
-        <w:tabs>
-          <w:tab w:val="num" w:pos="2836"/>
-        </w:tabs>
-        <w:ind w:start="2836" w:hanging="283"/>
-      </w:pPr>
-      <w:rPr>
-        <w:rFonts w:ascii="Symbol" w:hAnsi="Symbol" w:cs="Symbol" w:hint="default"/>
-      </w:rPr>
-    </w:lvl>
-    <w:lvl w:ilvl="4">
-      <w:start w:val="1"/>
-      <w:numFmt w:val="bullet"/>
-      <w:lvlText w:val=""/>
-      <w:lvlJc w:val="start"/>
-      <w:pPr>
-        <w:tabs>
-          <w:tab w:val="num" w:pos="3545"/>
-        </w:tabs>
-        <w:ind w:start="3545" w:hanging="283"/>
-      </w:pPr>
-      <w:rPr>
-        <w:rFonts w:ascii="Symbol" w:hAnsi="Symbol" w:cs="Symbol" w:hint="default"/>
-      </w:rPr>
-    </w:lvl>
-    <w:lvl w:ilvl="5">
-      <w:start w:val="1"/>
-      <w:numFmt w:val="bullet"/>
-      <w:lvlText w:val=""/>
-      <w:lvlJc w:val="start"/>
-      <w:pPr>
-        <w:tabs>
-          <w:tab w:val="num" w:pos="4254"/>
-        </w:tabs>
-        <w:ind w:start="4254" w:hanging="283"/>
-      </w:pPr>
-      <w:rPr>
-        <w:rFonts w:ascii="Symbol" w:hAnsi="Symbol" w:cs="Symbol" w:hint="default"/>
-      </w:rPr>
-    </w:lvl>
-    <w:lvl w:ilvl="6">
-      <w:start w:val="1"/>
-      <w:numFmt w:val="bullet"/>
-      <w:lvlText w:val=""/>
-      <w:lvlJc w:val="start"/>
-      <w:pPr>
-        <w:tabs>
-          <w:tab w:val="num" w:pos="4963"/>
-        </w:tabs>
-        <w:ind w:start="4963" w:hanging="283"/>
-      </w:pPr>
-      <w:rPr>
-        <w:rFonts w:ascii="Symbol" w:hAnsi="Symbol" w:cs="Symbol" w:hint="default"/>
-      </w:rPr>
-    </w:lvl>
-    <w:lvl w:ilvl="7">
-      <w:start w:val="1"/>
-      <w:numFmt w:val="bullet"/>
-      <w:lvlText w:val=""/>
-      <w:lvlJc w:val="start"/>
-      <w:pPr>
-        <w:tabs>
-          <w:tab w:val="num" w:pos="5672"/>
-        </w:tabs>
-        <w:ind w:start="5672" w:hanging="283"/>
-      </w:pPr>
-      <w:rPr>
-        <w:rFonts w:ascii="Symbol" w:hAnsi="Symbol" w:cs="Symbol" w:hint="default"/>
-      </w:rPr>
-    </w:lvl>
-    <w:lvl w:ilvl="8">
-      <w:start w:val="1"/>
-      <w:numFmt w:val="bullet"/>
-      <w:lvlText w:val=""/>
-      <w:lvlJc w:val="start"/>
-      <w:pPr>
-        <w:tabs>
-          <w:tab w:val="num" w:pos="6381"/>
-        </w:tabs>
-        <w:ind w:start="6381" w:hanging="283"/>
-      </w:pPr>
-      <w:rPr>
-        <w:rFonts w:ascii="Symbol" w:hAnsi="Symbol" w:cs="Symbol" w:hint="default"/>
-      </w:rPr>
-    </w:lvl>
-  </w:abstractNum>
-  <w:abstractNum w:abstractNumId="8">
-    <w:lvl w:ilvl="0">
-      <w:start w:val="1"/>
-      <w:pStyle w:val="Heading1"/>
       <w:numFmt w:val="none"/>
       <w:suff w:val="nothing"/>
       <w:lvlText w:val=""/>
@@ -2135,7 +1825,6 @@
     </w:lvl>
     <w:lvl w:ilvl="1">
       <w:start w:val="1"/>
-      <w:pStyle w:val="Heading2"/>
       <w:numFmt w:val="none"/>
       <w:suff w:val="nothing"/>
       <w:lvlText w:val=""/>
@@ -2149,7 +1838,6 @@
     </w:lvl>
     <w:lvl w:ilvl="2">
       <w:start w:val="1"/>
-      <w:pStyle w:val="Heading3"/>
       <w:numFmt w:val="none"/>
       <w:suff w:val="nothing"/>
       <w:lvlText w:val=""/>
@@ -2261,9 +1949,6 @@
   <w:num w:numId="7">
     <w:abstractNumId w:val="7"/>
   </w:num>
-  <w:num w:numId="8">
-    <w:abstractNumId w:val="8"/>
-  </w:num>
 </w:numbering>
 </file>
 
@@ -2281,7 +1966,6 @@
     </w:rPrDefault>
     <w:pPrDefault>
       <w:pPr>
-        <w:widowControl/>
         <w:suppressAutoHyphens w:val="true"/>
       </w:pPr>
     </w:pPrDefault>
@@ -2291,7 +1975,10 @@
     <w:qFormat/>
     <w:pPr>
       <w:widowControl/>
+      <w:suppressAutoHyphens w:val="true"/>
       <w:bidi w:val="0"/>
+      <w:spacing w:before="0" w:after="0"/>
+      <w:jc w:val="start"/>
     </w:pPr>
     <w:rPr>
       <w:rFonts w:ascii="Liberation Serif" w:hAnsi="Liberation Serif" w:eastAsia="NSimSun" w:cs="Lucida Sans"/>
@@ -2304,7 +1991,7 @@
   </w:style>
   <w:style w:type="paragraph" w:styleId="Heading1">
     <w:name w:val="heading 1"/>
-    <w:basedOn w:val="Ttulo"/>
+    <w:basedOn w:val="Ttulouser"/>
     <w:next w:val="BodyText"/>
     <w:qFormat/>
     <w:pPr>
@@ -2321,7 +2008,7 @@
   </w:style>
   <w:style w:type="paragraph" w:styleId="Heading2">
     <w:name w:val="heading 2"/>
-    <w:basedOn w:val="Ttulo"/>
+    <w:basedOn w:val="Ttulouser"/>
     <w:next w:val="BodyText"/>
     <w:qFormat/>
     <w:pPr>
@@ -2338,7 +2025,7 @@
   </w:style>
   <w:style w:type="paragraph" w:styleId="Heading3">
     <w:name w:val="heading 3"/>
-    <w:basedOn w:val="Ttulo"/>
+    <w:basedOn w:val="Ttulouser"/>
     <w:next w:val="BodyText"/>
     <w:qFormat/>
     <w:pPr>
@@ -2361,12 +2048,24 @@
       <w:bCs/>
     </w:rPr>
   </w:style>
-  <w:style w:type="character" w:styleId="Marcadores">
-    <w:name w:val="Marcadores"/>
+  <w:style w:type="character" w:styleId="Marcadoresuser">
+    <w:name w:val="Marcadores (user)"/>
     <w:qFormat/>
     <w:rPr>
       <w:rFonts w:ascii="OpenSymbol" w:hAnsi="OpenSymbol" w:eastAsia="OpenSymbol" w:cs="OpenSymbol"/>
     </w:rPr>
+  </w:style>
+  <w:style w:type="character" w:styleId="Cdigo-fonteuser">
+    <w:name w:val="Código-fonte (user)"/>
+    <w:qFormat/>
+    <w:rPr>
+      <w:rFonts w:ascii="Liberation Mono" w:hAnsi="Liberation Mono" w:eastAsia="NSimSun" w:cs="Liberation Mono"/>
+    </w:rPr>
+  </w:style>
+  <w:style w:type="character" w:styleId="Smbolosdenumeraouser">
+    <w:name w:val="Símbolos de numeração (user)"/>
+    <w:qFormat/>
+    <w:rPr/>
   </w:style>
   <w:style w:type="character" w:styleId="Cdigo-fonte">
     <w:name w:val="Código-fonte"/>
@@ -2379,6 +2078,21 @@
     <w:name w:val="Símbolos de numeração"/>
     <w:qFormat/>
     <w:rPr/>
+  </w:style>
+  <w:style w:type="character" w:styleId="Marcadores">
+    <w:name w:val="Marcadores"/>
+    <w:qFormat/>
+    <w:rPr>
+      <w:rFonts w:ascii="OpenSymbol" w:hAnsi="OpenSymbol" w:eastAsia="OpenSymbol" w:cs="OpenSymbol"/>
+    </w:rPr>
+  </w:style>
+  <w:style w:type="character" w:styleId="Emphasis">
+    <w:name w:val="Emphasis"/>
+    <w:qFormat/>
+    <w:rPr>
+      <w:i/>
+      <w:iCs/>
+    </w:rPr>
   </w:style>
   <w:style w:type="paragraph" w:styleId="Ttulo">
     <w:name w:val="Título"/>
@@ -2429,6 +2143,32 @@
   </w:style>
   <w:style w:type="paragraph" w:styleId="ndice">
     <w:name w:val="Índice"/>
+    <w:basedOn w:val="Normal"/>
+    <w:qFormat/>
+    <w:pPr>
+      <w:suppressLineNumbers/>
+    </w:pPr>
+    <w:rPr>
+      <w:rFonts w:cs="Lucida Sans"/>
+    </w:rPr>
+  </w:style>
+  <w:style w:type="paragraph" w:styleId="Ttulouser">
+    <w:name w:val="Título (user)"/>
+    <w:basedOn w:val="Normal"/>
+    <w:next w:val="BodyText"/>
+    <w:qFormat/>
+    <w:pPr>
+      <w:keepNext w:val="true"/>
+      <w:spacing w:before="240" w:after="120"/>
+    </w:pPr>
+    <w:rPr>
+      <w:rFonts w:ascii="Liberation Sans" w:hAnsi="Liberation Sans" w:eastAsia="Microsoft YaHei" w:cs="Lucida Sans"/>
+      <w:sz w:val="28"/>
+      <w:szCs w:val="28"/>
+    </w:rPr>
+  </w:style>
+  <w:style w:type="paragraph" w:styleId="ndiceuser">
+    <w:name w:val="Índice (user)"/>
     <w:basedOn w:val="Normal"/>
     <w:qFormat/>
     <w:pPr>
